--- a/Linux或国产服务器视频部署.docx
+++ b/Linux或国产服务器视频部署.docx
@@ -19,8 +19,6 @@
         </w:rPr>
         <w:t>Linux/国产服务器安装及部署服务</w:t>
       </w:r>
-      <w:bookmarkStart w:id="0" w:name="_GoBack"/>
-      <w:bookmarkEnd w:id="0"/>
     </w:p>
     <w:p>
       <w:pPr>
@@ -258,7 +256,7 @@
         <w:drawing>
           <wp:inline distT="0" distB="0" distL="114300" distR="114300">
             <wp:extent cx="5271770" cy="2817495"/>
-            <wp:effectExtent l="0" t="0" r="5080" b="1905"/>
+            <wp:effectExtent l="0" t="0" r="11430" b="1905"/>
             <wp:docPr id="1" name="图片 1"/>
             <wp:cNvGraphicFramePr>
               <a:graphicFrameLocks xmlns:a="http://schemas.openxmlformats.org/drawingml/2006/main" noChangeAspect="1"/>
@@ -322,7 +320,7 @@
         <w:drawing>
           <wp:inline distT="0" distB="0" distL="114300" distR="114300">
             <wp:extent cx="4505325" cy="600075"/>
-            <wp:effectExtent l="0" t="0" r="9525" b="9525"/>
+            <wp:effectExtent l="0" t="0" r="3175" b="9525"/>
             <wp:docPr id="3" name="图片 3"/>
             <wp:cNvGraphicFramePr>
               <a:graphicFrameLocks xmlns:a="http://schemas.openxmlformats.org/drawingml/2006/main" noChangeAspect="1"/>
@@ -419,7 +417,7 @@
         <w:drawing>
           <wp:inline distT="0" distB="0" distL="114300" distR="114300">
             <wp:extent cx="3629025" cy="276225"/>
-            <wp:effectExtent l="0" t="0" r="9525" b="9525"/>
+            <wp:effectExtent l="0" t="0" r="3175" b="3175"/>
             <wp:docPr id="4" name="图片 4"/>
             <wp:cNvGraphicFramePr>
               <a:graphicFrameLocks xmlns:a="http://schemas.openxmlformats.org/drawingml/2006/main" noChangeAspect="1"/>
@@ -545,7 +543,7 @@
         <w:drawing>
           <wp:inline distT="0" distB="0" distL="114300" distR="114300">
             <wp:extent cx="5273040" cy="685800"/>
-            <wp:effectExtent l="0" t="0" r="3810" b="0"/>
+            <wp:effectExtent l="0" t="0" r="10160" b="0"/>
             <wp:docPr id="6" name="图片 6"/>
             <wp:cNvGraphicFramePr>
               <a:graphicFrameLocks xmlns:a="http://schemas.openxmlformats.org/drawingml/2006/main" noChangeAspect="1"/>
@@ -588,7 +586,7 @@
         <w:drawing>
           <wp:inline distT="0" distB="0" distL="114300" distR="114300">
             <wp:extent cx="3752850" cy="3609975"/>
-            <wp:effectExtent l="0" t="0" r="0" b="9525"/>
+            <wp:effectExtent l="0" t="0" r="6350" b="9525"/>
             <wp:docPr id="7" name="图片 7"/>
             <wp:cNvGraphicFramePr>
               <a:graphicFrameLocks xmlns:a="http://schemas.openxmlformats.org/drawingml/2006/main" noChangeAspect="1"/>
@@ -841,7 +839,7 @@
         <w:drawing>
           <wp:inline distT="0" distB="0" distL="114300" distR="114300">
             <wp:extent cx="5267960" cy="1849755"/>
-            <wp:effectExtent l="0" t="0" r="8890" b="17145"/>
+            <wp:effectExtent l="0" t="0" r="2540" b="4445"/>
             <wp:docPr id="8" name="图片 8"/>
             <wp:cNvGraphicFramePr>
               <a:graphicFrameLocks xmlns:a="http://schemas.openxmlformats.org/drawingml/2006/main" noChangeAspect="1"/>
@@ -890,12 +888,16 @@
         <w:ind w:firstLine="420" w:firstLineChars="0"/>
         <w:rPr>
           <w:rFonts w:hint="default"/>
-          <w:lang w:val="en-US" w:eastAsia="zh-CN"/>
-        </w:rPr>
-      </w:pPr>
-      <w:r>
-        <w:rPr>
-          <w:rFonts w:hint="eastAsia"/>
+          <w:strike/>
+          <w:dstrike w:val="0"/>
+          <w:lang w:val="en-US" w:eastAsia="zh-CN"/>
+        </w:rPr>
+      </w:pPr>
+      <w:r>
+        <w:rPr>
+          <w:rFonts w:hint="eastAsia"/>
+          <w:strike/>
+          <w:dstrike w:val="0"/>
           <w:lang w:val="en-US" w:eastAsia="zh-CN"/>
         </w:rPr>
         <w:t>在此目录下执行 nohup ./video.sh &lt; /dev/null &amp;</w:t>
@@ -910,12 +912,16 @@
         <w:ind w:firstLine="420" w:firstLineChars="0"/>
         <w:rPr>
           <w:rFonts w:hint="default"/>
-          <w:lang w:val="en-US" w:eastAsia="zh-CN"/>
-        </w:rPr>
-      </w:pPr>
-      <w:r>
-        <w:rPr>
-          <w:rFonts w:hint="eastAsia"/>
+          <w:strike/>
+          <w:dstrike w:val="0"/>
+          <w:lang w:val="en-US" w:eastAsia="zh-CN"/>
+        </w:rPr>
+      </w:pPr>
+      <w:r>
+        <w:rPr>
+          <w:rFonts w:hint="eastAsia"/>
+          <w:strike/>
+          <w:dstrike w:val="0"/>
           <w:lang w:val="en-US" w:eastAsia="zh-CN"/>
         </w:rPr>
         <w:t>查询端口是否有进程，验证是否启动成功 lsof -i:5500</w:t>
@@ -930,16 +936,224 @@
         <w:ind w:firstLine="420" w:firstLineChars="0"/>
         <w:rPr>
           <w:rFonts w:hint="default"/>
-          <w:lang w:val="en-US" w:eastAsia="zh-CN"/>
-        </w:rPr>
-      </w:pPr>
-      <w:r>
-        <w:rPr>
-          <w:rFonts w:hint="eastAsia"/>
+          <w:strike/>
+          <w:dstrike w:val="0"/>
+          <w:lang w:val="en-US" w:eastAsia="zh-CN"/>
+        </w:rPr>
+      </w:pPr>
+      <w:r>
+        <w:rPr>
+          <w:rFonts w:hint="eastAsia"/>
+          <w:strike/>
+          <w:dstrike w:val="0"/>
           <w:lang w:val="en-US" w:eastAsia="zh-CN"/>
         </w:rPr>
         <w:t>如果服务在不断重启，无法关闭则使用ps auxf | grep node查询父服务pid</w:t>
       </w:r>
+    </w:p>
+    <w:p>
+      <w:pPr>
+        <w:pStyle w:val="4"/>
+        <w:bidi w:val="0"/>
+        <w:rPr>
+          <w:rFonts w:hint="eastAsia"/>
+          <w:lang w:val="en-US" w:eastAsia="zh-CN"/>
+        </w:rPr>
+      </w:pPr>
+      <w:r>
+        <w:rPr>
+          <w:rFonts w:hint="eastAsia"/>
+          <w:lang w:val="en-US" w:eastAsia="zh-CN"/>
+        </w:rPr>
+        <w:t>开机自启视频服务（可以忽略上述6-8步）</w:t>
+      </w:r>
+    </w:p>
+    <w:p>
+      <w:pPr>
+        <w:numPr>
+          <w:ilvl w:val="0"/>
+          <w:numId w:val="5"/>
+        </w:numPr>
+        <w:ind w:firstLine="420" w:firstLineChars="0"/>
+        <w:rPr>
+          <w:rFonts w:hint="default"/>
+          <w:lang w:val="en-US" w:eastAsia="zh-CN"/>
+        </w:rPr>
+      </w:pPr>
+      <w:r>
+        <w:rPr>
+          <w:rFonts w:hint="eastAsia"/>
+          <w:lang w:val="en-US" w:eastAsia="zh-CN"/>
+        </w:rPr>
+        <w:t>编辑video.service文件，将以下路径改为代码所在路径</w:t>
+      </w:r>
+    </w:p>
+    <w:p>
+      <w:pPr>
+        <w:numPr>
+          <w:ilvl w:val="0"/>
+          <w:numId w:val="0"/>
+        </w:numPr>
+      </w:pPr>
+      <w:r>
+        <w:drawing>
+          <wp:inline distT="0" distB="0" distL="114300" distR="114300">
+            <wp:extent cx="5273040" cy="2172970"/>
+            <wp:effectExtent l="0" t="0" r="10160" b="11430"/>
+            <wp:docPr id="2" name="图片 1"/>
+            <wp:cNvGraphicFramePr>
+              <a:graphicFrameLocks xmlns:a="http://schemas.openxmlformats.org/drawingml/2006/main" noChangeAspect="1"/>
+            </wp:cNvGraphicFramePr>
+            <a:graphic xmlns:a="http://schemas.openxmlformats.org/drawingml/2006/main">
+              <a:graphicData uri="http://schemas.openxmlformats.org/drawingml/2006/picture">
+                <pic:pic xmlns:pic="http://schemas.openxmlformats.org/drawingml/2006/picture">
+                  <pic:nvPicPr>
+                    <pic:cNvPr id="2" name="图片 1"/>
+                    <pic:cNvPicPr>
+                      <a:picLocks noChangeAspect="1"/>
+                    </pic:cNvPicPr>
+                  </pic:nvPicPr>
+                  <pic:blipFill>
+                    <a:blip r:embed="rId11"/>
+                    <a:stretch>
+                      <a:fillRect/>
+                    </a:stretch>
+                  </pic:blipFill>
+                  <pic:spPr>
+                    <a:xfrm>
+                      <a:off x="0" y="0"/>
+                      <a:ext cx="5273040" cy="2172970"/>
+                    </a:xfrm>
+                    <a:prstGeom prst="rect">
+                      <a:avLst/>
+                    </a:prstGeom>
+                    <a:noFill/>
+                    <a:ln>
+                      <a:noFill/>
+                    </a:ln>
+                  </pic:spPr>
+                </pic:pic>
+              </a:graphicData>
+            </a:graphic>
+          </wp:inline>
+        </w:drawing>
+      </w:r>
+    </w:p>
+    <w:p>
+      <w:pPr>
+        <w:numPr>
+          <w:ilvl w:val="0"/>
+          <w:numId w:val="5"/>
+        </w:numPr>
+        <w:ind w:left="0" w:leftChars="0" w:firstLine="420" w:firstLineChars="0"/>
+        <w:rPr>
+          <w:rFonts w:hint="default" w:eastAsiaTheme="minorEastAsia"/>
+          <w:lang w:val="en-US" w:eastAsia="zh-CN"/>
+        </w:rPr>
+      </w:pPr>
+      <w:r>
+        <w:rPr>
+          <w:rFonts w:hint="eastAsia"/>
+          <w:lang w:val="en-US" w:eastAsia="zh-CN"/>
+        </w:rPr>
+        <w:t>将video.service文件上传至/etc/systemd/system文件夹</w:t>
+      </w:r>
+    </w:p>
+    <w:p>
+      <w:pPr>
+        <w:numPr>
+          <w:ilvl w:val="0"/>
+          <w:numId w:val="5"/>
+        </w:numPr>
+        <w:ind w:left="0" w:leftChars="0" w:firstLine="420" w:firstLineChars="0"/>
+        <w:rPr>
+          <w:rFonts w:hint="default" w:eastAsiaTheme="minorEastAsia"/>
+          <w:lang w:val="en-US" w:eastAsia="zh-CN"/>
+        </w:rPr>
+      </w:pPr>
+      <w:r>
+        <w:rPr>
+          <w:rFonts w:hint="eastAsia"/>
+          <w:lang w:val="en-US" w:eastAsia="zh-CN"/>
+        </w:rPr>
+        <w:t>重载systemd配置 sudo systemctl daemon-reload</w:t>
+      </w:r>
+    </w:p>
+    <w:p>
+      <w:pPr>
+        <w:numPr>
+          <w:ilvl w:val="0"/>
+          <w:numId w:val="5"/>
+        </w:numPr>
+        <w:ind w:left="0" w:leftChars="0" w:firstLine="420" w:firstLineChars="0"/>
+        <w:rPr>
+          <w:rFonts w:hint="default" w:eastAsiaTheme="minorEastAsia"/>
+          <w:lang w:val="en-US" w:eastAsia="zh-CN"/>
+        </w:rPr>
+      </w:pPr>
+      <w:r>
+        <w:rPr>
+          <w:rFonts w:hint="eastAsia"/>
+          <w:lang w:val="en-US" w:eastAsia="zh-CN"/>
+        </w:rPr>
+        <w:t>启动服务</w:t>
+      </w:r>
+      <w:r>
+        <w:rPr>
+          <w:rFonts w:hint="eastAsia"/>
+          <w:lang w:val="en-US" w:eastAsia="zh-CN"/>
+        </w:rPr>
+        <w:tab/>
+      </w:r>
+      <w:r>
+        <w:rPr>
+          <w:rFonts w:hint="eastAsia"/>
+          <w:lang w:val="en-US" w:eastAsia="zh-CN"/>
+        </w:rPr>
+        <w:t>sudo systemctl start video.service</w:t>
+      </w:r>
+    </w:p>
+    <w:p>
+      <w:pPr>
+        <w:numPr>
+          <w:ilvl w:val="0"/>
+          <w:numId w:val="5"/>
+        </w:numPr>
+        <w:ind w:left="0" w:leftChars="0" w:firstLine="420" w:firstLineChars="0"/>
+        <w:rPr>
+          <w:rFonts w:hint="default" w:eastAsiaTheme="minorEastAsia"/>
+          <w:lang w:val="en-US" w:eastAsia="zh-CN"/>
+        </w:rPr>
+      </w:pPr>
+      <w:r>
+        <w:rPr>
+          <w:rFonts w:hint="eastAsia"/>
+          <w:lang w:val="en-US" w:eastAsia="zh-CN"/>
+        </w:rPr>
+        <w:t>设置开机自启 sudo systemctl enable video.service</w:t>
+      </w:r>
+    </w:p>
+    <w:p>
+      <w:pPr>
+        <w:numPr>
+          <w:ilvl w:val="0"/>
+          <w:numId w:val="5"/>
+        </w:numPr>
+        <w:ind w:left="0" w:leftChars="0" w:firstLine="420" w:firstLineChars="0"/>
+        <w:rPr>
+          <w:rFonts w:hint="default"/>
+          <w:lang w:val="en-US" w:eastAsia="zh-CN"/>
+        </w:rPr>
+      </w:pPr>
+      <w:r>
+        <w:rPr>
+          <w:rFonts w:hint="eastAsia"/>
+          <w:lang w:val="en-US" w:eastAsia="zh-CN"/>
+        </w:rPr>
+        <w:t>其他，停止和重启，只需将start换成restart和stop，查询日志，可执行journal -u video.service -f,如果信息不够完整，可将-f换成 --no-pager</w:t>
+      </w:r>
+      <w:bookmarkStart w:id="0" w:name="_GoBack"/>
+      <w:bookmarkEnd w:id="0"/>
     </w:p>
     <w:sectPr>
       <w:pgSz w:w="11906" w:h="16838"/>
@@ -990,6 +1204,18 @@
     </w:lvl>
   </w:abstractNum>
   <w:abstractNum w:abstractNumId="3">
+    <w:nsid w:val="64E7BF42"/>
+    <w:multiLevelType w:val="singleLevel"/>
+    <w:tmpl w:val="64E7BF42"/>
+    <w:lvl w:ilvl="0" w:tentative="0">
+      <w:start w:val="1"/>
+      <w:numFmt w:val="decimal"/>
+      <w:suff w:val="space"/>
+      <w:lvlText w:val="%1."/>
+      <w:lvlJc w:val="left"/>
+    </w:lvl>
+  </w:abstractNum>
+  <w:abstractNum w:abstractNumId="4">
     <w:nsid w:val="6C218B5A"/>
     <w:multiLevelType w:val="multilevel"/>
     <w:tmpl w:val="6C218B5A"/>
@@ -1128,10 +1354,13 @@
     <w:abstractNumId w:val="1"/>
   </w:num>
   <w:num w:numId="3">
-    <w:abstractNumId w:val="3"/>
+    <w:abstractNumId w:val="4"/>
   </w:num>
   <w:num w:numId="4">
     <w:abstractNumId w:val="0"/>
+  </w:num>
+  <w:num w:numId="5">
+    <w:abstractNumId w:val="3"/>
   </w:num>
 </w:numbering>
 </file>
